--- a/u_sharp/6 Сетевое.docx
+++ b/u_sharp/6 Сетевое.docx
@@ -40,7 +40,7 @@
           <w:sz w:val="28"/>
           <w:szCs w:val="28"/>
         </w:rPr>
-        <w:t>5</w:t>
+        <w:t>6</w:t>
       </w:r>
       <w:r>
         <w:rPr>
@@ -689,13 +689,7 @@
       </w:r>
     </w:p>
     <w:p/>
-    <w:p>
-      <w:pPr>
-        <w:rPr>
-          <w:lang w:val="en-US"/>
-        </w:rPr>
-      </w:pPr>
-    </w:p>
+    <w:p/>
     <w:p>
       <w:pPr>
         <w:spacing w:after="0" w:line="240" w:lineRule="auto"/>
